--- a/docs/FakeNewsDetector_ProjectDetails.docx
+++ b/docs/FakeNewsDetector_ProjectDetails.docx
@@ -5830,7 +5830,50 @@
               <w:t xml:space="preserve"> </w:t>
             </w:r>
             <w:r>
-              <w:t xml:space="preserve">article-level train/val/test for the content classifier</w:t>
+              <w:t xml:space="preserve">article-level train/val/test for the content classifier.</w:t>
+            </w:r>
+            <w:r>
+              <w:t xml:space="preserve"> </w:t>
+            </w:r>
+            <w:r>
+              <w:rPr>
+                <w:bCs/>
+                <w:b/>
+              </w:rPr>
+              <w:t xml:space="preserve">Contains ISOT:</w:t>
+            </w:r>
+            <w:r>
+              <w:t xml:space="preserve"> </w:t>
+            </w:r>
+            <w:r>
+              <w:t xml:space="preserve">WELFake = Kaggle + McIntire + Reuters/ISOT + BuzzFeed Political, and ≈ 99.6 % of the processed ISOT articles occur verbatim in processed WELFake (MSE1 finding,</w:t>
+            </w:r>
+            <w:r>
+              <w:t xml:space="preserve"> </w:t>
+            </w:r>
+            <w:r>
+              <w:rPr>
+                <w:rStyle w:val="VerbatimChar"/>
+              </w:rPr>
+              <w:t xml:space="preserve">docs/eda_summary.md</w:t>
+            </w:r>
+            <w:r>
+              <w:t xml:space="preserve">,</w:t>
+            </w:r>
+            <w:r>
+              <w:t xml:space="preserve"> </w:t>
+            </w:r>
+            <w:r>
+              <w:rPr>
+                <w:rStyle w:val="VerbatimChar"/>
+              </w:rPr>
+              <w:t xml:space="preserve">docs/model_identification.md</w:t>
+            </w:r>
+            <w:r>
+              <w:t xml:space="preserve"> </w:t>
+            </w:r>
+            <w:r>
+              <w:t xml:space="preserve">§4.2)</w:t>
             </w:r>
           </w:p>
         </w:tc>
@@ -5965,7 +6008,7 @@
               <w:jc w:val="left"/>
             </w:pPr>
             <w:r>
-              <w:t xml:space="preserve">Secondary;</w:t>
+              <w:t xml:space="preserve">Secondary; artefact/leakage study (raw vs. processed);</w:t>
             </w:r>
             <w:r>
               <w:t xml:space="preserve"> </w:t>
@@ -5981,7 +6024,41 @@
               <w:t xml:space="preserve"> </w:t>
             </w:r>
             <w:r>
-              <w:t xml:space="preserve">test; artefact/leakage study</w:t>
+              <w:t xml:space="preserve">only against the hash-join-defined</w:t>
+            </w:r>
+            <w:r>
+              <w:t xml:space="preserve"> </w:t>
+            </w:r>
+            <w:r>
+              <w:rPr>
+                <w:bCs/>
+                <w:b/>
+              </w:rPr>
+              <w:t xml:space="preserve">WELFake∖ISOT</w:t>
+            </w:r>
+            <w:r>
+              <w:t xml:space="preserve"> </w:t>
+            </w:r>
+            <w:r>
+              <w:t xml:space="preserve">subset (≈ 23.3k rows) — plain</w:t>
+            </w:r>
+            <w:r>
+              <w:t xml:space="preserve"> </w:t>
+            </w:r>
+            <w:r>
+              <w:t xml:space="preserve">“</w:t>
+            </w:r>
+            <w:r>
+              <w:t xml:space="preserve">train WELFake → test ISOT</w:t>
+            </w:r>
+            <w:r>
+              <w:t xml:space="preserve">”</w:t>
+            </w:r>
+            <w:r>
+              <w:t xml:space="preserve"> </w:t>
+            </w:r>
+            <w:r>
+              <w:t xml:space="preserve">is in-domain because ISOT ⊂ WELFake</w:t>
             </w:r>
           </w:p>
         </w:tc>
@@ -7536,7 +7613,26 @@
         <w:t xml:space="preserve">check that no duplicate spans train/test</w:t>
       </w:r>
       <w:r>
-        <w:t xml:space="preserve">.</w:t>
+        <w:t xml:space="preserve"> </w:t>
+      </w:r>
+      <w:r>
+        <w:t xml:space="preserve">(holds for the WELFake/ISOT splits we generate; LIAR’s</w:t>
+      </w:r>
+      <w:r>
+        <w:t xml:space="preserve"> </w:t>
+      </w:r>
+      <w:r>
+        <w:rPr>
+          <w:iCs/>
+          <w:i/>
+        </w:rPr>
+        <w:t xml:space="preserve">official</w:t>
+      </w:r>
+      <w:r>
+        <w:t xml:space="preserve"> </w:t>
+      </w:r>
+      <w:r>
+        <w:t xml:space="preserve">splits contain 5 train∩val and 4 train∩test identical statements — kept for comparability with the literature and disclosed).</w:t>
       </w:r>
     </w:p>
     <w:p>
@@ -7700,6 +7796,289 @@
       </w:r>
       <w:r>
         <w:t xml:space="preserve">-style tokens that act as label shortcuts.</w:t>
+      </w:r>
+    </w:p>
+    <w:p>
+      <w:pPr>
+        <w:numPr>
+          <w:ilvl w:val="1"/>
+          <w:numId w:val="1004"/>
+        </w:numPr>
+        <w:pStyle w:val="Compact"/>
+      </w:pPr>
+      <w:r>
+        <w:rPr>
+          <w:bCs/>
+          <w:b/>
+        </w:rPr>
+        <w:t xml:space="preserve">Residual publisher/format artefacts found by the MSE1 LR coefficients and stripped since (2026-08-28):</w:t>
+      </w:r>
+      <w:r>
+        <w:t xml:space="preserve"> </w:t>
+      </w:r>
+      <w:r>
+        <w:t xml:space="preserve">bracketed title tags</w:t>
+      </w:r>
+      <w:r>
+        <w:t xml:space="preserve"> </w:t>
+      </w:r>
+      <w:r>
+        <w:rPr>
+          <w:rStyle w:val="VerbatimChar"/>
+        </w:rPr>
+        <w:t xml:space="preserve">[VIDEO]</w:t>
+      </w:r>
+      <w:r>
+        <w:t xml:space="preserve"> </w:t>
+      </w:r>
+      <w:r>
+        <w:t xml:space="preserve">/</w:t>
+      </w:r>
+      <w:r>
+        <w:t xml:space="preserve"> </w:t>
+      </w:r>
+      <w:r>
+        <w:rPr>
+          <w:rStyle w:val="VerbatimChar"/>
+        </w:rPr>
+        <w:t xml:space="preserve">(IMAGES)</w:t>
+      </w:r>
+      <w:r>
+        <w:t xml:space="preserve"> </w:t>
+      </w:r>
+      <w:r>
+        <w:t xml:space="preserve">/</w:t>
+      </w:r>
+      <w:r>
+        <w:t xml:space="preserve"> </w:t>
+      </w:r>
+      <w:r>
+        <w:rPr>
+          <w:rStyle w:val="VerbatimChar"/>
+        </w:rPr>
+        <w:t xml:space="preserve">[TWEETS]</w:t>
+      </w:r>
+      <w:r>
+        <w:t xml:space="preserve">, trailing outlet suffixes in titles (” - Breitbart”, ” - The New York Times”, ” - TruthFeed” …, closed list), photo/image credits (</w:t>
+      </w:r>
+      <w:r>
+        <w:t xml:space="preserve">“</w:t>
+      </w:r>
+      <w:r>
+        <w:t xml:space="preserve">Photo: … via Getty Images</w:t>
+      </w:r>
+      <w:r>
+        <w:t xml:space="preserve">”</w:t>
+      </w:r>
+      <w:r>
+        <w:t xml:space="preserve">,</w:t>
+      </w:r>
+      <w:r>
+        <w:t xml:space="preserve"> </w:t>
+      </w:r>
+      <w:r>
+        <w:t xml:space="preserve">“</w:t>
+      </w:r>
+      <w:r>
+        <w:t xml:space="preserve">(Photo by AFP)</w:t>
+      </w:r>
+      <w:r>
+        <w:t xml:space="preserve">”</w:t>
+      </w:r>
+      <w:r>
+        <w:t xml:space="preserve">,</w:t>
+      </w:r>
+      <w:r>
+        <w:t xml:space="preserve"> </w:t>
+      </w:r>
+      <w:r>
+        <w:t xml:space="preserve">“</w:t>
+      </w:r>
+      <w:r>
+        <w:t xml:space="preserve">Image credit: …</w:t>
+      </w:r>
+      <w:r>
+        <w:t xml:space="preserve">”</w:t>
+      </w:r>
+      <w:r>
+        <w:t xml:space="preserve">,</w:t>
+      </w:r>
+      <w:r>
+        <w:t xml:space="preserve"> </w:t>
+      </w:r>
+      <w:r>
+        <w:t xml:space="preserve">“</w:t>
+      </w:r>
+      <w:r>
+        <w:t xml:space="preserve">Featured Image: …</w:t>
+      </w:r>
+      <w:r>
+        <w:t xml:space="preserve">”</w:t>
+      </w:r>
+      <w:r>
+        <w:t xml:space="preserve">), source lines</w:t>
+      </w:r>
+      <w:r>
+        <w:t xml:space="preserve"> </w:t>
+      </w:r>
+      <w:r>
+        <w:t xml:space="preserve">“</w:t>
+      </w:r>
+      <w:r>
+        <w:t xml:space="preserve">Via:</w:t>
+      </w:r>
+      <w:r>
+        <w:t xml:space="preserve"> </w:t>
+      </w:r>
+      <w:r>
+        <w:t xml:space="preserve">”</w:t>
+      </w:r>
+      <w:r>
+        <w:t xml:space="preserve">, embed captions (</w:t>
+      </w:r>
+      <w:r>
+        <w:t xml:space="preserve">“</w:t>
+      </w:r>
+      <w:r>
+        <w:t xml:space="preserve">Watch it below:</w:t>
+      </w:r>
+      <w:r>
+        <w:t xml:space="preserve">”</w:t>
+      </w:r>
+      <w:r>
+        <w:t xml:space="preserve">,</w:t>
+      </w:r>
+      <w:r>
+        <w:t xml:space="preserve"> </w:t>
+      </w:r>
+      <w:r>
+        <w:t xml:space="preserve">“</w:t>
+      </w:r>
+      <w:r>
+        <w:t xml:space="preserve">Here’s the video via YouTube</w:t>
+      </w:r>
+      <w:r>
+        <w:t xml:space="preserve">”</w:t>
+      </w:r>
+      <w:r>
+        <w:t xml:space="preserve">), bylines (</w:t>
+      </w:r>
+      <w:r>
+        <w:t xml:space="preserve">“</w:t>
+      </w:r>
+      <w:r>
+        <w:t xml:space="preserve">Follow</w:t>
+      </w:r>
+      <w:r>
+        <w:t xml:space="preserve"> </w:t>
+      </w:r>
+      <w:r>
+        <w:t xml:space="preserve"> </w:t>
+      </w:r>
+      <w:r>
+        <w:t xml:space="preserve">on Twitter</w:t>
+      </w:r>
+      <w:r>
+        <w:t xml:space="preserve">”</w:t>
+      </w:r>
+      <w:r>
+        <w:t xml:space="preserve">,</w:t>
+      </w:r>
+      <w:r>
+        <w:t xml:space="preserve"> </w:t>
+      </w:r>
+      <w:r>
+        <w:t xml:space="preserve">“</w:t>
+      </w:r>
+      <w:r>
+        <w:t xml:space="preserve"> </w:t>
+      </w:r>
+      <w:r>
+        <w:t xml:space="preserve">is a reporter for Breitbart …</w:t>
+      </w:r>
+      <w:r>
+        <w:t xml:space="preserve">”</w:t>
+      </w:r>
+      <w:r>
+        <w:t xml:space="preserve">), 21WIRE</w:t>
+      </w:r>
+      <w:r>
+        <w:t xml:space="preserve"> </w:t>
+      </w:r>
+      <w:r>
+        <w:t xml:space="preserve">“</w:t>
+      </w:r>
+      <w:r>
+        <w:t xml:space="preserve">SUPPORT / Continue this story at</w:t>
+      </w:r>
+      <w:r>
+        <w:t xml:space="preserve">”</w:t>
+      </w:r>
+      <w:r>
+        <w:t xml:space="preserve"> </w:t>
+      </w:r>
+      <w:r>
+        <w:t xml:space="preserve">stubs, and the debris WELFake’s own tokenisation left behind (</w:t>
+      </w:r>
+      <w:r>
+        <w:rPr>
+          <w:rStyle w:val="VerbatimChar"/>
+        </w:rPr>
+        <w:t xml:space="preserve">pic. twitter.</w:t>
+      </w:r>
+      <w:r>
+        <w:t xml:space="preserve">,</w:t>
+      </w:r>
+      <w:r>
+        <w:t xml:space="preserve"> </w:t>
+      </w:r>
+      <w:r>
+        <w:rPr>
+          <w:rStyle w:val="VerbatimChar"/>
+        </w:rPr>
+        <w:t xml:space="preserve">https: .</w:t>
+      </w:r>
+      <w:r>
+        <w:t xml:space="preserve">, empty</w:t>
+      </w:r>
+      <w:r>
+        <w:t xml:space="preserve"> </w:t>
+      </w:r>
+      <w:r>
+        <w:rPr>
+          <w:rStyle w:val="VerbatimChar"/>
+        </w:rPr>
+        <w:t xml:space="preserve">( )</w:t>
+      </w:r>
+      <w:r>
+        <w:t xml:space="preserve">, embedded-tweet time-stamps). Bare source names inside prose (</w:t>
+      </w:r>
+      <w:r>
+        <w:t xml:space="preserve">“</w:t>
+      </w:r>
+      <w:r>
+        <w:t xml:space="preserve">told Reuters</w:t>
+      </w:r>
+      <w:r>
+        <w:t xml:space="preserve">”</w:t>
+      </w:r>
+      <w:r>
+        <w:t xml:space="preserve">,</w:t>
+      </w:r>
+      <w:r>
+        <w:t xml:space="preserve"> </w:t>
+      </w:r>
+      <w:r>
+        <w:t xml:space="preserve">“</w:t>
+      </w:r>
+      <w:r>
+        <w:t xml:space="preserve">Breitbart News reported</w:t>
+      </w:r>
+      <w:r>
+        <w:t xml:space="preserve">”</w:t>
+      </w:r>
+      <w:r>
+        <w:t xml:space="preserve">) are content and stay.</w:t>
       </w:r>
     </w:p>
     <w:p>
@@ -8034,7 +8413,23 @@
               <w:jc w:val="left"/>
             </w:pPr>
             <w:r>
-              <w:t xml:space="preserve">Choose max_len = 256; note fake articles’ length distribution</w:t>
+              <w:t xml:space="preserve">Length distribution per class (measured: the</w:t>
+            </w:r>
+            <w:r>
+              <w:t xml:space="preserve"> </w:t>
+            </w:r>
+            <w:r>
+              <w:rPr>
+                <w:iCs/>
+                <w:i/>
+              </w:rPr>
+              <w:t xml:space="preserve">real</w:t>
+            </w:r>
+            <w:r>
+              <w:t xml:space="preserve"> </w:t>
+            </w:r>
+            <w:r>
+              <w:t xml:space="preserve">class has the wider spread — short wire briefs and long pieces; fakes cluster at 250–550 words); together with the DistilBERT-tokenizer coverage plot (only ≈ 19 % of WELFake inputs fit in 256 tokens, ≈ 50 % in 512; head truncation at 256 keeps a median 50 % of an article) it makes max_len = 256 an explicit GPU-budget choice and motivates sweeping 256 vs 512</w:t>
             </w:r>
           </w:p>
         </w:tc>
@@ -8076,13 +8471,16 @@
               <w:jc w:val="left"/>
             </w:pPr>
             <w:r>
-              <w:t xml:space="preserve">Demonstrate leakage tokens (</w:t>
+              <w:t xml:space="preserve">Demonstrate leakage tokens (measured:</w:t>
+            </w:r>
+            <w:r>
+              <w:t xml:space="preserve"> </w:t>
             </w:r>
             <w:r>
               <w:t xml:space="preserve">“</w:t>
             </w:r>
             <w:r>
-              <w:t xml:space="preserve">Reuters</w:t>
+              <w:t xml:space="preserve">reuters</w:t>
             </w:r>
             <w:r>
               <w:t xml:space="preserve">”</w:t>
@@ -8097,43 +8495,175 @@
               <w:t xml:space="preserve">“</w:t>
             </w:r>
             <w:r>
+              <w:t xml:space="preserve">washington</w:t>
+            </w:r>
+            <w:r>
+              <w:t xml:space="preserve">”</w:t>
+            </w:r>
+            <w:r>
+              <w:t xml:space="preserve"> </w:t>
+            </w:r>
+            <w:r>
+              <w:t xml:space="preserve">for real;</w:t>
+            </w:r>
+            <w:r>
+              <w:t xml:space="preserve"> </w:t>
+            </w:r>
+            <w:r>
+              <w:t xml:space="preserve">“</w:t>
+            </w:r>
+            <w:r>
+              <w:t xml:space="preserve">featured image</w:t>
+            </w:r>
+            <w:r>
+              <w:t xml:space="preserve">”</w:t>
+            </w:r>
+            <w:r>
+              <w:t xml:space="preserve">,</w:t>
+            </w:r>
+            <w:r>
+              <w:t xml:space="preserve"> </w:t>
+            </w:r>
+            <w:r>
+              <w:t xml:space="preserve">“</w:t>
+            </w:r>
+            <w:r>
+              <w:t xml:space="preserve">image via</w:t>
+            </w:r>
+            <w:r>
+              <w:t xml:space="preserve">”</w:t>
+            </w:r>
+            <w:r>
+              <w:t xml:space="preserve">,</w:t>
+            </w:r>
+            <w:r>
+              <w:t xml:space="preserve"> </w:t>
+            </w:r>
+            <w:r>
+              <w:t xml:space="preserve">“</w:t>
+            </w:r>
+            <w:r>
+              <w:t xml:space="preserve">getty images</w:t>
+            </w:r>
+            <w:r>
+              <w:t xml:space="preserve">”</w:t>
+            </w:r>
+            <w:r>
+              <w:t xml:space="preserve">,</w:t>
+            </w:r>
+            <w:r>
+              <w:t xml:space="preserve"> </w:t>
+            </w:r>
+            <w:r>
+              <w:t xml:space="preserve">“</w:t>
+            </w:r>
+            <w:r>
+              <w:t xml:space="preserve">pic twitter</w:t>
+            </w:r>
+            <w:r>
+              <w:t xml:space="preserve">”</w:t>
+            </w:r>
+            <w:r>
+              <w:t xml:space="preserve">,</w:t>
+            </w:r>
+            <w:r>
+              <w:t xml:space="preserve"> </w:t>
+            </w:r>
+            <w:r>
+              <w:t xml:space="preserve">“</w:t>
+            </w:r>
+            <w:r>
+              <w:t xml:space="preserve">twitter com</w:t>
+            </w:r>
+            <w:r>
+              <w:t xml:space="preserve">”</w:t>
+            </w:r>
+            <w:r>
+              <w:t xml:space="preserve">,</w:t>
+            </w:r>
+            <w:r>
+              <w:t xml:space="preserve"> </w:t>
+            </w:r>
+            <w:r>
+              <w:t xml:space="preserve">“</w:t>
+            </w:r>
+            <w:r>
+              <w:t xml:space="preserve">screen capture</w:t>
+            </w:r>
+            <w:r>
+              <w:t xml:space="preserve">”</w:t>
+            </w:r>
+            <w:r>
+              <w:t xml:space="preserve">,</w:t>
+            </w:r>
+            <w:r>
+              <w:t xml:space="preserve"> </w:t>
+            </w:r>
+            <w:r>
+              <w:t xml:space="preserve">“</w:t>
+            </w:r>
+            <w:r>
+              <w:t xml:space="preserve">21wire</w:t>
+            </w:r>
+            <w:r>
+              <w:t xml:space="preserve">”</w:t>
+            </w:r>
+            <w:r>
+              <w:t xml:space="preserve">,</w:t>
+            </w:r>
+            <w:r>
+              <w:t xml:space="preserve"> </w:t>
+            </w:r>
+            <w:r>
+              <w:t xml:space="preserve">“</w:t>
+            </w:r>
+            <w:r>
+              <w:t xml:space="preserve">https</w:t>
+            </w:r>
+            <w:r>
+              <w:t xml:space="preserve">”</w:t>
+            </w:r>
+            <w:r>
+              <w:t xml:space="preserve"> </w:t>
+            </w:r>
+            <w:r>
+              <w:t xml:space="preserve">for fake — these vanish after removal;</w:t>
+            </w:r>
+            <w:r>
+              <w:t xml:space="preserve"> </w:t>
+            </w:r>
+            <w:r>
+              <w:t xml:space="preserve">“</w:t>
+            </w:r>
+            <w:r>
+              <w:t xml:space="preserve">hillary</w:t>
+            </w:r>
+            <w:r>
+              <w:t xml:space="preserve">”</w:t>
+            </w:r>
+            <w:r>
+              <w:t xml:space="preserve"> </w:t>
+            </w:r>
+            <w:r>
+              <w:t xml:space="preserve">and</w:t>
+            </w:r>
+            <w:r>
+              <w:t xml:space="preserve"> </w:t>
+            </w:r>
+            <w:r>
+              <w:t xml:space="preserve">“</w:t>
+            </w:r>
+            <w:r>
               <w:t xml:space="preserve">said</w:t>
             </w:r>
             <w:r>
               <w:t xml:space="preserve">”</w:t>
             </w:r>
             <w:r>
-              <w:t xml:space="preserve">,</w:t>
-            </w:r>
-            <w:r>
-              <w:t xml:space="preserve"> </w:t>
-            </w:r>
-            <w:r>
-              <w:t xml:space="preserve">“</w:t>
-            </w:r>
-            <w:r>
-              <w:t xml:space="preserve">video</w:t>
-            </w:r>
-            <w:r>
-              <w:t xml:space="preserve">”</w:t>
-            </w:r>
-            <w:r>
-              <w:t xml:space="preserve">,</w:t>
-            </w:r>
-            <w:r>
-              <w:t xml:space="preserve"> </w:t>
-            </w:r>
-            <w:r>
-              <w:t xml:space="preserve">“</w:t>
-            </w:r>
-            <w:r>
-              <w:t xml:space="preserve">Hillary</w:t>
-            </w:r>
-            <w:r>
-              <w:t xml:space="preserve">”</w:t>
-            </w:r>
-            <w:r>
-              <w:t xml:space="preserve">)</w:t>
+              <w:t xml:space="preserve"> </w:t>
+            </w:r>
+            <w:r>
+              <w:t xml:space="preserve">remain because they are content/register, not source)</w:t>
             </w:r>
           </w:p>
         </w:tc>
@@ -8277,7 +8807,7 @@
               <w:jc w:val="left"/>
             </w:pPr>
             <w:r>
-              <w:t xml:space="preserve">FEVER subset label balance; evidence sentence lengths</w:t>
+              <w:t xml:space="preserve">FEVER subset label balance; evidence pointers per claim (the parquet stores page + sentence ids, not sentence text); claim length</w:t>
             </w:r>
           </w:p>
         </w:tc>
@@ -8599,7 +9129,7 @@
               <w:jc w:val="left"/>
             </w:pPr>
             <w:r>
-              <w:t xml:space="preserve">Shows sequence modelling; cheap on 3050</w:t>
+              <w:t xml:space="preserve">Shows sequence modelling; cheap on the 4 GB GPU</w:t>
             </w:r>
           </w:p>
         </w:tc>
@@ -9202,19 +9732,19 @@
               <w:jc w:val="left"/>
             </w:pPr>
             <w:r>
-              <w:t xml:space="preserve">lr ∈ {2e-5, 3e-5, 5e-5} × max_len ∈ {128, 256} = 6 configs; fixed: epochs = 3 (the best epoch by val macro-F1 is kept, which subsumes the epochs ∈ {2, 3} choice), warmup ratio 0.1, weight decay 0.01, batch 16 (grad-accum 2 if OOM)</w:t>
-            </w:r>
-          </w:p>
-        </w:tc>
-        <w:tc>
-          <w:tcPr/>
-          <w:p>
-            <w:pPr>
-              <w:pStyle w:val="Compact"/>
-              <w:jc w:val="left"/>
-            </w:pPr>
-            <w:r>
-              <w:t xml:space="preserve">Val macro-F1; every config runs on a 20k stratified subset (≈ 20 min each, ≈ 2 h for all 6), then the best config is retrained on the full train split (≈ 1–1.25 h); total DistilBERT budget ≈ 3–3.5 h GPU</w:t>
+              <w:t xml:space="preserve">lr ∈ {2e-5, 3e-5, 5e-5} × max_len ∈ {256, 512} = 6 configs (the EDA showed that max_len 128 keeps only ~25 % of a typical article and 256 ~50 %, so 512 rather than 128 is the informative second point); fixed: epochs = 3 (the best epoch by val macro-F1 is kept, which subsumes the epochs ∈ {2, 3} choice), warmup ratio 0.1, weight decay 0.01, fp16; batch 16 at max_len 256, batch 8 × grad-accum 2 (effective 16) at max_len 512, gradient checkpointing as the second fallback — both fit the 4 GB card</w:t>
+            </w:r>
+          </w:p>
+        </w:tc>
+        <w:tc>
+          <w:tcPr/>
+          <w:p>
+            <w:pPr>
+              <w:pStyle w:val="Compact"/>
+              <w:jc w:val="left"/>
+            </w:pPr>
+            <w:r>
+              <w:t xml:space="preserve">Val macro-F1; every config runs on a 20k stratified subset (≈ 20 min at 256, ≈ 40 min at 512 → ≈ 3 h for all 6), then the best config is retrained on the full train split (≈ 1–1.25 h at 256, ≈ 2–2.5 h at 512); total DistilBERT budget ≈ 4–5.5 h GPU over two or three evenings</w:t>
             </w:r>
           </w:p>
         </w:tc>
@@ -9464,7 +9994,7 @@
               <w:jc w:val="left"/>
             </w:pPr>
             <w:r>
-              <w:t xml:space="preserve">TF-IDF + NB/LR/SVM on 58k WELFake train</w:t>
+              <w:t xml:space="preserve">TF-IDF + NB/LR/SVM on 48.7k WELFake train (after dedup)</w:t>
             </w:r>
           </w:p>
         </w:tc>
@@ -9488,7 +10018,7 @@
               <w:jc w:val="left"/>
             </w:pPr>
             <w:r>
-              <w:t xml:space="preserve">1–5 min per fit; full GridSearch 30–60 min</w:t>
+              <w:t xml:space="preserve">≈ 55 s TF-IDF fit + ≤ 5 s per classifier (measured 2026-08-28, peak RSS ≈ 2.6 GB); full GridSearch 30–60 min</w:t>
             </w:r>
           </w:p>
         </w:tc>
@@ -9526,7 +10056,7 @@
               <w:jc w:val="left"/>
             </w:pPr>
             <w:r>
-              <w:t xml:space="preserve">RTX 3050</w:t>
+              <w:t xml:space="preserve">RTX 2050/3050-class 4 GB</w:t>
             </w:r>
           </w:p>
         </w:tc>
@@ -9564,31 +10094,31 @@
               <w:jc w:val="left"/>
             </w:pPr>
             <w:r>
-              <w:t xml:space="preserve">DistilBERT, max_len 256, batch 16, fp16</w:t>
-            </w:r>
-          </w:p>
-        </w:tc>
-        <w:tc>
-          <w:tcPr/>
-          <w:p>
-            <w:pPr>
-              <w:pStyle w:val="Compact"/>
-              <w:jc w:val="left"/>
-            </w:pPr>
-            <w:r>
-              <w:t xml:space="preserve">RTX 3050 4 GB</w:t>
-            </w:r>
-          </w:p>
-        </w:tc>
-        <w:tc>
-          <w:tcPr/>
-          <w:p>
-            <w:pPr>
-              <w:pStyle w:val="Compact"/>
-              <w:jc w:val="left"/>
-            </w:pPr>
-            <w:r>
-              <w:t xml:space="preserve">~15–25 min/epoch on 58k; 3 epochs ≈ 1–1.25 h; each sweep run on 20k subset ≈ 20 min (6 configs ≈ 2 h, §12.2)</w:t>
+              <w:t xml:space="preserve">DistilBERT, max_len 256, batch 16, fp16 (max_len 512: batch 8 × grad-accum 2, ≈ 2× the time)</w:t>
+            </w:r>
+          </w:p>
+        </w:tc>
+        <w:tc>
+          <w:tcPr/>
+          <w:p>
+            <w:pPr>
+              <w:pStyle w:val="Compact"/>
+              <w:jc w:val="left"/>
+            </w:pPr>
+            <w:r>
+              <w:t xml:space="preserve">RTX 2050/3050-class 4 GB (dev laptop: RTX 2050, 3.68 GiB usable)</w:t>
+            </w:r>
+          </w:p>
+        </w:tc>
+        <w:tc>
+          <w:tcPr/>
+          <w:p>
+            <w:pPr>
+              <w:pStyle w:val="Compact"/>
+              <w:jc w:val="left"/>
+            </w:pPr>
+            <w:r>
+              <w:t xml:space="preserve">~15–25 min/epoch on 48.7k; 3 epochs ≈ 1–1.25 h; each sweep run on a 20k subset ≈ 20 min at 256 / ≈ 40 min at 512 (6 configs ≈ 3 h, §12.2)</w:t>
             </w:r>
           </w:p>
         </w:tc>
@@ -9719,7 +10249,7 @@
               <w:jc w:val="left"/>
             </w:pPr>
             <w:r>
-              <w:t xml:space="preserve">RTX 3050</w:t>
+              <w:t xml:space="preserve">RTX 2050/3050-class 4 GB</w:t>
             </w:r>
           </w:p>
         </w:tc>
@@ -9765,7 +10295,7 @@
               <w:jc w:val="left"/>
             </w:pPr>
             <w:r>
-              <w:t xml:space="preserve">RTX 3050</w:t>
+              <w:t xml:space="preserve">RTX 2050/3050-class 4 GB</w:t>
             </w:r>
           </w:p>
         </w:tc>
@@ -15679,7 +16209,77 @@
               <w:jc w:val="left"/>
             </w:pPr>
             <w:r>
-              <w:t xml:space="preserve">Train WELFake → test ISOT, and vice versa; with and without artefact removal</w:t>
+              <w:rPr>
+                <w:bCs/>
+                <w:b/>
+              </w:rPr>
+              <w:t xml:space="preserve">WELFake∖ISOT ↔ ISOT</w:t>
+            </w:r>
+            <w:r>
+              <w:t xml:space="preserve">: train on the WELFake rows that are</w:t>
+            </w:r>
+            <w:r>
+              <w:t xml:space="preserve"> </w:t>
+            </w:r>
+            <w:r>
+              <w:rPr>
+                <w:iCs/>
+                <w:i/>
+              </w:rPr>
+              <w:t xml:space="preserve">not</w:t>
+            </w:r>
+            <w:r>
+              <w:t xml:space="preserve"> </w:t>
+            </w:r>
+            <w:r>
+              <w:t xml:space="preserve">hash-matched to an ISOT article (≈ 23.3k rows; near-duplicates removed via MinHash) → test ISOT, and vice versa; with and without artefact removal. Plain</w:t>
+            </w:r>
+            <w:r>
+              <w:t xml:space="preserve"> </w:t>
+            </w:r>
+            <w:r>
+              <w:t xml:space="preserve">“</w:t>
+            </w:r>
+            <w:r>
+              <w:t xml:space="preserve">WELFake → ISOT</w:t>
+            </w:r>
+            <w:r>
+              <w:t xml:space="preserve">”</w:t>
+            </w:r>
+            <w:r>
+              <w:t xml:space="preserve"> </w:t>
+            </w:r>
+            <w:r>
+              <w:t xml:space="preserve">is</w:t>
+            </w:r>
+            <w:r>
+              <w:t xml:space="preserve"> </w:t>
+            </w:r>
+            <w:r>
+              <w:rPr>
+                <w:bCs/>
+                <w:b/>
+              </w:rPr>
+              <w:t xml:space="preserve">not</w:t>
+            </w:r>
+            <w:r>
+              <w:t xml:space="preserve"> </w:t>
+            </w:r>
+            <w:r>
+              <w:t xml:space="preserve">reported as cross-dataset — ≈ 99.6 % of processed ISOT is contained verbatim in WELFake (≈ 79 % of ISOT val/test rows sit in WELFake</w:t>
+            </w:r>
+            <w:r>
+              <w:t xml:space="preserve"> </w:t>
+            </w:r>
+            <w:r>
+              <w:rPr>
+                <w:iCs/>
+                <w:i/>
+              </w:rPr>
+              <w:t xml:space="preserve">train</w:t>
+            </w:r>
+            <w:r>
+              <w:t xml:space="preserve">), so it is an in-domain number (MSE1 preview: 0.985 macro-F1 vs. 0.83 for the honest ISOT → WELFake direction)</w:t>
             </w:r>
           </w:p>
         </w:tc>
@@ -15713,6 +16313,22 @@
             </w:r>
             <w:r>
               <w:t xml:space="preserve">— discussion of ISOT’s ~99% in-domain accuracy being driven by Reuters-style artefacts</w:t>
+            </w:r>
+            <w:r>
+              <w:t xml:space="preserve"> </w:t>
+            </w:r>
+            <w:r>
+              <w:rPr>
+                <w:iCs/>
+                <w:i/>
+              </w:rPr>
+              <w:t xml:space="preserve">and</w:t>
+            </w:r>
+            <w:r>
+              <w:t xml:space="preserve"> </w:t>
+            </w:r>
+            <w:r>
+              <w:t xml:space="preserve">by dataset overlap</w:t>
             </w:r>
           </w:p>
         </w:tc>
@@ -19339,7 +19955,19 @@
         <w:t xml:space="preserve">docs/figures/eda_*.png</w:t>
       </w:r>
       <w:r>
-        <w:t xml:space="preserve">); leakage table produced; baseline LR macro-F1 reported on WELFake val (sanity bar ≥ 0.90).</w:t>
+        <w:t xml:space="preserve">); leakage table produced; baseline LR macro-F1 reported on WELFake val (sanity bar ≥ 0.90); the top LR coefficients contain no publisher/format tokens (checked in</w:t>
+      </w:r>
+      <w:r>
+        <w:t xml:space="preserve"> </w:t>
+      </w:r>
+      <w:r>
+        <w:rPr>
+          <w:rStyle w:val="VerbatimChar"/>
+        </w:rPr>
+        <w:t xml:space="preserve">notebooks/02_baselines.ipynb</w:t>
+      </w:r>
+      <w:r>
+        <w:t xml:space="preserve">).</w:t>
       </w:r>
       <w:r>
         <w:t xml:space="preserve"> </w:t>
@@ -19682,7 +20310,7 @@
               <w:jc w:val="left"/>
             </w:pPr>
             <w:r>
-              <w:t xml:space="preserve">GridSearchCV results for classical models; DistilBERT sweep table (lr × max_len, 6 configs, §12.2); fusion thresholds tuned on the dev slice</w:t>
+              <w:t xml:space="preserve">GridSearchCV results for classical models; DistilBERT sweep table (lr × max_len {256, 512}, 6 configs, §12.2); fusion thresholds tuned on the dev slice</w:t>
             </w:r>
           </w:p>
         </w:tc>
@@ -19823,7 +20451,7 @@
               <w:t xml:space="preserve"> </w:t>
             </w:r>
             <w:r>
-              <w:t xml:space="preserve">with leakage discussion; stance accuracy; error analysis of 20 misclassified items</w:t>
+              <w:t xml:space="preserve">(WELFake∖ISOT ↔ ISOT, §18) with leakage discussion; stance accuracy; error analysis of 20 misclassified items</w:t>
             </w:r>
           </w:p>
         </w:tc>
@@ -19910,7 +20538,7 @@
               <w:jc w:val="left"/>
             </w:pPr>
             <w:r>
-              <w:t xml:space="preserve">Ask to explain why ISOT in-domain is ~99% but cross-dataset drops; ask to interpret a confusion matrix</w:t>
+              <w:t xml:space="preserve">Ask to explain why ISOT in-domain is ~99% but cross-dataset drops, and why the cross-dataset pair is WELFake∖ISOT ↔ ISOT rather than WELFake ↔ ISOT; ask to interpret a confusion matrix</w:t>
             </w:r>
           </w:p>
         </w:tc>
@@ -23484,6 +24112,15 @@
         <w:rPr>
           <w:rStyle w:val="VerbatimChar"/>
         </w:rPr>
+        <w:t xml:space="preserve">├── scripts/         # download_data.py, build_notebook_{00,01,02}.py (the notebooks are generated, then executed in place)</w:t>
+      </w:r>
+      <w:r>
+        <w:br/>
+      </w:r>
+      <w:r>
+        <w:rPr>
+          <w:rStyle w:val="VerbatimChar"/>
+        </w:rPr>
         <w:t xml:space="preserve">├── notebooks/</w:t>
       </w:r>
       <w:r>
@@ -23547,7 +24184,7 @@
         <w:rPr>
           <w:rStyle w:val="VerbatimChar"/>
         </w:rPr>
-        <w:t xml:space="preserve">│   ├── models/      # tfidf_baselines.py, bilstm.py, distilbert.py, liar_head.py, predict.py</w:t>
+        <w:t xml:space="preserve">│   ├── models/      # baselines.py (TF-IDF + NB/LR/SVM; tfidf_baselines.py = alias), bilstm.py, distilbert.py, liar_head.py, predict.py</w:t>
       </w:r>
       <w:r>
         <w:br/>
@@ -23709,7 +24346,7 @@
         <w:rPr>
           <w:rStyle w:val="VerbatimChar"/>
         </w:rPr>
-        <w:t xml:space="preserve">├── tests/           # test_preprocess.py, test_claims.py, test_fusion.py, test_api.py</w:t>
+        <w:t xml:space="preserve">├── tests/           # test_data.py, test_artefacts.py, test_eda.py, test_models.py (MSE1); test_claims.py, test_fusion.py, test_api.py (later)</w:t>
       </w:r>
       <w:r>
         <w:br/>
@@ -24168,7 +24805,40 @@
         <w:t xml:space="preserve">setup</w:t>
       </w:r>
       <w:r>
-        <w:t xml:space="preserve">,</w:t>
+        <w:t xml:space="preserve"> </w:t>
+      </w:r>
+      <w:r>
+        <w:t xml:space="preserve">(installs the spaCy</w:t>
+      </w:r>
+      <w:r>
+        <w:t xml:space="preserve"> </w:t>
+      </w:r>
+      <w:r>
+        <w:rPr>
+          <w:rStyle w:val="VerbatimChar"/>
+        </w:rPr>
+        <w:t xml:space="preserve">en_core_web_sm</w:t>
+      </w:r>
+      <w:r>
+        <w:t xml:space="preserve"> </w:t>
+      </w:r>
+      <w:r>
+        <w:t xml:space="preserve">wheel by URL —</w:t>
+      </w:r>
+      <w:r>
+        <w:t xml:space="preserve"> </w:t>
+      </w:r>
+      <w:r>
+        <w:rPr>
+          <w:rStyle w:val="VerbatimChar"/>
+        </w:rPr>
+        <w:t xml:space="preserve">python -m spacy download</w:t>
+      </w:r>
+      <w:r>
+        <w:t xml:space="preserve"> </w:t>
+      </w:r>
+      <w:r>
+        <w:t xml:space="preserve">silently installs nowhere under a uv venv),</w:t>
       </w:r>
       <w:r>
         <w:t xml:space="preserve"> </w:t>
@@ -24475,7 +25145,142 @@
         <w:t xml:space="preserve"> </w:t>
       </w:r>
       <w:r>
-        <w:t xml:space="preserve">(latexmk).</w:t>
+        <w:t xml:space="preserve">(delegates to</w:t>
+      </w:r>
+      <w:r>
+        <w:t xml:space="preserve"> </w:t>
+      </w:r>
+      <w:r>
+        <w:rPr>
+          <w:rStyle w:val="VerbatimChar"/>
+        </w:rPr>
+        <w:t xml:space="preserve">paper/Makefile</w:t>
+      </w:r>
+      <w:r>
+        <w:t xml:space="preserve">: latexmk if installed, otherwise the tectonic binary in</w:t>
+      </w:r>
+      <w:r>
+        <w:t xml:space="preserve"> </w:t>
+      </w:r>
+      <w:r>
+        <w:rPr>
+          <w:rStyle w:val="VerbatimChar"/>
+        </w:rPr>
+        <w:t xml:space="preserve">~/.local/bin</w:t>
+      </w:r>
+      <w:r>
+        <w:t xml:space="preserve">); helper targets</w:t>
+      </w:r>
+      <w:r>
+        <w:t xml:space="preserve"> </w:t>
+      </w:r>
+      <w:r>
+        <w:rPr>
+          <w:rStyle w:val="VerbatimChar"/>
+        </w:rPr>
+        <w:t xml:space="preserve">nb-run</w:t>
+      </w:r>
+      <w:r>
+        <w:t xml:space="preserve"> </w:t>
+      </w:r>
+      <w:r>
+        <w:t xml:space="preserve">(notebook 00),</w:t>
+      </w:r>
+      <w:r>
+        <w:t xml:space="preserve"> </w:t>
+      </w:r>
+      <w:r>
+        <w:rPr>
+          <w:rStyle w:val="VerbatimChar"/>
+        </w:rPr>
+        <w:t xml:space="preserve">eda</w:t>
+      </w:r>
+      <w:r>
+        <w:t xml:space="preserve"> </w:t>
+      </w:r>
+      <w:r>
+        <w:t xml:space="preserve">(notebook 01),</w:t>
+      </w:r>
+      <w:r>
+        <w:t xml:space="preserve"> </w:t>
+      </w:r>
+      <w:r>
+        <w:rPr>
+          <w:rStyle w:val="VerbatimChar"/>
+        </w:rPr>
+        <w:t xml:space="preserve">nb-run-baselines</w:t>
+      </w:r>
+      <w:r>
+        <w:t xml:space="preserve"> </w:t>
+      </w:r>
+      <w:r>
+        <w:t xml:space="preserve">(notebook 02),</w:t>
+      </w:r>
+      <w:r>
+        <w:t xml:space="preserve"> </w:t>
+      </w:r>
+      <w:r>
+        <w:rPr>
+          <w:rStyle w:val="VerbatimChar"/>
+        </w:rPr>
+        <w:t xml:space="preserve">lint</w:t>
+      </w:r>
+      <w:r>
+        <w:t xml:space="preserve">,</w:t>
+      </w:r>
+      <w:r>
+        <w:t xml:space="preserve"> </w:t>
+      </w:r>
+      <w:r>
+        <w:rPr>
+          <w:rStyle w:val="VerbatimChar"/>
+        </w:rPr>
+        <w:t xml:space="preserve">clean-data</w:t>
+      </w:r>
+      <w:r>
+        <w:t xml:space="preserve">.</w:t>
+      </w:r>
+      <w:r>
+        <w:t xml:space="preserve"> </w:t>
+      </w:r>
+      <w:r>
+        <w:rPr>
+          <w:rStyle w:val="VerbatimChar"/>
+        </w:rPr>
+        <w:t xml:space="preserve">docs/results/train_logs/*.json</w:t>
+      </w:r>
+      <w:r>
+        <w:t xml:space="preserve"> </w:t>
+      </w:r>
+      <w:r>
+        <w:t xml:space="preserve">are tracked;</w:t>
+      </w:r>
+      <w:r>
+        <w:t xml:space="preserve"> </w:t>
+      </w:r>
+      <w:r>
+        <w:rPr>
+          <w:rStyle w:val="VerbatimChar"/>
+        </w:rPr>
+        <w:t xml:space="preserve">*.log</w:t>
+      </w:r>
+      <w:r>
+        <w:t xml:space="preserve"> </w:t>
+      </w:r>
+      <w:r>
+        <w:t xml:space="preserve">files are git-ignored except</w:t>
+      </w:r>
+      <w:r>
+        <w:t xml:space="preserve"> </w:t>
+      </w:r>
+      <w:r>
+        <w:rPr>
+          <w:rStyle w:val="VerbatimChar"/>
+        </w:rPr>
+        <w:t xml:space="preserve">docs/mse1_make_data.log</w:t>
+      </w:r>
+      <w:r>
+        <w:t xml:space="preserve">.</w:t>
       </w:r>
     </w:p>
     <w:p>

--- a/docs/FakeNewsDetector_ProjectDetails.docx
+++ b/docs/FakeNewsDetector_ProjectDetails.docx
@@ -9280,7 +9280,7 @@
               <w:t xml:space="preserve"> </w:t>
             </w:r>
             <w:r>
-              <w:t xml:space="preserve">(pre-trained on SNLI/MNLI/FEVER-NLI etc.)</w:t>
+              <w:t xml:space="preserve">(pre-trained on SNLI + MultiNLI only, per the model card — not FEVER; the FEVER evaluation is zero-shot)</w:t>
             </w:r>
           </w:p>
         </w:tc>
